--- a/Articles/2026/4_Blender_Tips_and_Tricks/6_How_to_fill_a_hole_in_the_Mesh/Write Up.docx
+++ b/Articles/2026/4_Blender_Tips_and_Tricks/6_How_to_fill_a_hole_in_the_Mesh/Write Up.docx
@@ -62,6 +62,9 @@
       <w:pPr>
         <w:pStyle w:val="Heading1"/>
       </w:pPr>
+      <w:r>
+        <w:t xml:space="preserve">6 </w:t>
+      </w:r>
       <w:r>
         <w:t>How to Fill a Hole in the Mesh</w:t>
       </w:r>
